--- a/document_templates/russian_library/Исковые_заявления/Особое_производство_Установление_фактов_и_статусов/шаблон_Исковое_заявление_об_установлении_факта_рождения.docx
+++ b/document_templates/russian_library/Исковые_заявления/Особое_производство_Установление_фактов_и_статусов/шаблон_Исковое_заявление_об_установлении_факта_рождения.docx
@@ -13,15 +13,14 @@
           <w:lang w:val="en-US"/>
         </w:rPr>
       </w:pPr>
-      <w:proofErr w:type="gramStart"/>
-      <w:r>
-        <w:rPr>
-          <w:rFonts w:ascii="Times New Roman" w:hAnsi="Times New Roman" w:cs="Times New Roman"/>
-          <w:sz w:val="24"/>
-          <w:szCs w:val="24"/>
-          <w:lang w:val="en-US"/>
-        </w:rPr>
-        <w:t>{{ in_w_t_w_r_w_prooferr_w_type_gramend_w_r_w_rpr_w_rfonts_w_ascii_times_new_roman_w_hansi_times_new_roman_w_cs_times_new_roman_w_sz_w_val_24_w_szcs_w_val_24_w_lang_w_val_en_us_w_rpr_w_t_xml_space_preserve_court_name }}</w:t>
+      <w:r>
+        <w:rPr>
+          <w:rFonts w:ascii="Times New Roman" w:hAnsi="Times New Roman" w:cs="Times New Roman"/>
+          <w:sz w:val="24"/>
+          <w:szCs w:val="24"/>
+          <w:lang w:val="en-US"/>
+        </w:rPr>
+        <w:t>{{ in_court_name }}</w:t>
       </w:r>
     </w:p>
     <w:p>
@@ -40,7 +39,7 @@
           <w:sz w:val="24"/>
           <w:szCs w:val="24"/>
         </w:rPr>
-        <w:t xml:space="preserve">{{ w_t_w_r_w_r_w_rpr_w_rfonts_w_ascii_times_new_roman_w_hansi_times_new_roman_w_cs_times_new_roman_w_sz_w_val_24_w_szcs_w_val_24_w_lang_w_val_en_us_w_rpr_w_t_court_w_t_w_r_w_r_w_rsidrpr_00374db4_w_rpr_w_rfonts_w_ascii_times_new_roman_w_hansi_times_new_roman_w_cs_times_new_roman_w_sz_w_val_24_w_szcs_w_val_24_w_rpr_w_t_xml_space_preserve_w_t_w_r_w_r_w_rpr_w_rfonts_w_ascii_times_new_roman_w_hansi_times_new_roman_w_cs_times_new_roman_w_sz_w_val_24_w_szcs_w_val_24_w_lang_w_val_en_us_w_rpr_w_t_address_w_t_w_r_w_r_w_rsidrpr_00374db4_w_rpr_w_rfonts_w_ascii_times_new_roman_w_hansi_times_new_roman_w_cs_times_new_roman_w_sz_w_val_24_w_szcs_w_val_24_w_rpr_w_t_xml_space_preserve }}</w:t>
+        <w:t xml:space="preserve">{{ court_address }}</w:t>
       </w:r>
     </w:p>
     <w:p>
@@ -75,7 +74,7 @@
           <w:sz w:val="24"/>
           <w:szCs w:val="24"/>
         </w:rPr>
-        <w:t xml:space="preserve"> {{ w_t_w_r_w_r_w_rsidr_00374db4_w_rpr_w_rfonts_w_ascii_times_new_roman_w_hansi_times_new_roman_w_cs_times_new_roman_w_sz_w_val_24_w_szcs_w_val_24_w_lang_w_val_en_us_w_rpr_w_t_applicant_w_t_w_r_w_r_w_rsidr_00374db4_w_rsidrpr_00374db4_w_rpr_w_rfonts_w_ascii_times_new_roman_w_hansi_times_new_roman_w_cs_times_new_roman_w_sz_w_val_24_w_szcs_w_val_24_w_rpr_w_t_xml_space_preserve }}</w:t>
+        <w:t xml:space="preserve"> {{ applicant }}</w:t>
       </w:r>
     </w:p>
     <w:p>
@@ -130,7 +129,7 @@
           <w:szCs w:val="24"/>
           <w:lang w:val="en-US"/>
         </w:rPr>
-        <w:t xml:space="preserve">{{ w_t_w_r_w_r_w_rsidr_00374db4_w_rpr_w_rfonts_w_ascii_times_new_roman_w_hansi_times_new_roman_w_cs_times_new_roman_w_sz_w_val_24_w_szcs_w_val_24_w_lang_w_val_en_us_w_rpr_w_t_applicant_w_t_w_r_w_r_w_rsidr_00374db4_w_rsidrpr_00374db4_w_rpr_w_rfonts_w_ascii_times_new_roman_w_hansi_times_new_roman_w_cs_times_new_roman_w_sz_w_val_24_w_szcs_w_val_24_w_lang_w_val_en_us_w_rpr_w_t_xml_space_preserve_w_t_w_r_w_r_w_rsidr_00374db4_w_rpr_w_rfonts_w_ascii_times_new_roman_w_hansi_times_new_roman_w_cs_times_new_roman_w_sz_w_val_24_w_szcs_w_val_24_w_lang_w_val_en_us_w_rpr_w_t_registration_address }}</w:t>
+        <w:t xml:space="preserve">{{ applicant }}</w:t>
       </w:r>
     </w:p>
     <w:p>
@@ -204,7 +203,7 @@
           <w:sz w:val="24"/>
           <w:szCs w:val="24"/>
         </w:rPr>
-        <w:t xml:space="preserve">{{ w_t_w_r_w_r_w_rsidr_00374db4_w_rpr_w_rfonts_w_ascii_times_new_roman_w_hansi_times_new_roman_w_cs_times_new_roman_w_sz_w_val_24_w_szcs_w_val_24_w_lang_w_val_en_us_w_rpr_w_t_applicant_w_t_w_r_w_r_w_rsidr_00374db4_w_rsidrpr_00374db4_w_rpr_w_rfonts_w_ascii_times_new_roman_w_hansi_times_new_roman_w_cs_times_new_roman_w_sz_w_val_24_w_szcs_w_val_24_w_rpr_w_t_xml_space_preserve }}</w:t>
+        <w:t xml:space="preserve">{{ applicant }}</w:t>
       </w:r>
       <w:r>
         <w:rPr>
@@ -220,7 +219,7 @@
           <w:sz w:val="24"/>
           <w:szCs w:val="24"/>
         </w:rPr>
-        <w:t xml:space="preserve"> {{ w_t_w_r_w_r_w_rsidr_00374db4_w_rpr_w_rfonts_w_ascii_times_new_roman_w_hansi_times_new_roman_w_cs_times_new_roman_w_sz_w_val_24_w_szcs_w_val_24_w_lang_w_val_en_us_w_rpr_w_t_situation_w_t_w_r_w_r_w_rsidr_00374db4_w_rsidrpr_00374db4_w_rpr_w_rfonts_w_ascii_times_new_roman_w_hansi_times_new_roman_w_cs_times_new_roman_w_sz_w_val_24_w_szcs_w_val_24_w_rpr_w_t_xml_space_preserve_w_t_w_r_w_r_w_rsidr_00374db4_w_rpr_w_rfonts_w_ascii_times_new_roman_w_hansi_times_new_roman_w_cs_times_new_roman_w_sz_w_val_24_w_szcs_w_val_24_w_lang_w_val_en_us_w_rpr_w_t_description_w_t_w_r_w_r_w_rsidr_00374db4_w_rsidrpr_00374db4_w_rpr_w_rfonts_w_ascii_times_new_roman_w_hansi_times_new_roman_w_cs_times_new_roman_w_sz_w_val_24_w_szcs_w_val_24_w_rpr_w_t_xml_space_preserve }}.</w:t>
+        <w:t xml:space="preserve"> {{ situation_description }}.</w:t>
       </w:r>
     </w:p>
     <w:p>
@@ -274,7 +273,7 @@
           <w:szCs w:val="24"/>
           <w:lang w:val="en-US"/>
         </w:rPr>
-        <w:t xml:space="preserve">{{ w_t_w_r_w_r_w_rsidr_00374db4_w_rpr_w_rfonts_w_ascii_times_new_roman_w_hansi_times_new_roman_w_cs_times_new_roman_w_sz_w_val_24_w_szcs_w_val_24_w_lang_w_val_en_us_w_rpr_w_t_born_w_t_w_r_w_r_w_rsidr_00374db4_w_rsidrpr_00374db4_w_rpr_w_rfonts_w_ascii_times_new_roman_w_hansi_times_new_roman_w_cs_times_new_roman_w_sz_w_val_24_w_szcs_w_val_24_w_lang_w_val_en_us_w_rpr_w_t_xml_space_preserve_w_t_w_r_w_r_w_rsidr_00374db4_w_rpr_w_rfonts_w_ascii_times_new_roman_w_hansi_times_new_roman_w_cs_times_new_roman_w_sz_w_val_24_w_szcs_w_val_24_w_lang_w_val_en_us_w_rpr_w_t_person_w_t_w_r_w_r_w_rsidr_00374db4_w_rsidrpr_00374db4_w_rpr_w_rfonts_w_ascii_times_new_roman_w_hansi_times_new_roman_w_cs_times_new_roman_w_sz_w_val_24_w_szcs_w_val_24_w_lang_w_val_en_us_w_rpr_w_t_xml_space_preserve_w_t_w_r_w_r_w_rsidr_00374db4_w_rpr_w_rfonts_w_ascii_times_new_roman_w_hansi_times_new_roman_w_cs_times_new_roman_w_sz_w_val_24_w_szcs_w_val_24_w_lang_w_val_en_us_w_rpr_w_t_details_w_t_w_r_w_r_w_rsidr_00374db4_w_rsidrpr_00374db4_w_rpr_w_rfonts_w_ascii_times_new_roman_w_hansi_times_new_roman_w_cs_times_new_roman_w_sz_w_val_24_w_szcs_w_val_24_w_lang_w_val_en_us_w_rpr_w_t_xml_space_preserve }} {{ w_t_w_r_w_r_w_rsidr_00374db4_w_rpr_w_rfonts_w_ascii_times_new_roman_w_hansi_times_new_roman_w_cs_times_new_roman_w_sz_w_val_24_w_szcs_w_val_24_w_lang_w_val_en_us_w_rpr_w_t_date_w_t_w_r_w_r_w_rsidr_00374db4_w_rsidrpr_00374db4_w_rpr_w_rfonts_w_ascii_times_new_roman_w_hansi_times_new_roman_w_cs_times_new_roman_w_sz_w_val_24_w_szcs_w_val_24_w_lang_w_val_en_us_w_rpr_w_t_xml_space_preserve_w_t_w_r_w_r_w_rsidr_00374db4_w_rpr_w_rfonts_w_ascii_times_new_roman_w_hansi_times_new_roman_w_cs_times_new_roman_w_sz_w_val_24_w_szcs_w_val_24_w_lang_w_val_en_us_w_rpr_w_t_of_born }}</w:t>
+        <w:t xml:space="preserve">{{ born_person_details }} {{ date }}</w:t>
       </w:r>
       <w:r>
         <w:rPr>
@@ -300,7 +299,7 @@
           <w:szCs w:val="24"/>
           <w:lang w:val="en-US"/>
         </w:rPr>
-        <w:t xml:space="preserve"> {{ w_t_w_r_w_r_w_rsidr_00374db4_w_rpr_w_rfonts_w_ascii_times_new_roman_w_hansi_times_new_roman_w_cs_times_new_roman_w_sz_w_val_24_w_szcs_w_val_24_w_lang_w_val_en_us_w_rpr_w_t_evidence_w_t_w_r_w_r_w_rsidr_00374db4_w_rsidrpr_00374db4_w_rpr_w_rfonts_w_ascii_times_new_roman_w_hansi_times_new_roman_w_cs_times_new_roman_w_sz_w_val_24_w_szcs_w_val_24_w_lang_w_val_en_us_w_rpr_w_t_xml_space_preserve }}</w:t>
+        <w:t xml:space="preserve"> {{ evidence }}</w:t>
       </w:r>
       <w:r>
         <w:rPr>
@@ -399,7 +398,7 @@
           <w:sz w:val="24"/>
           <w:szCs w:val="24"/>
         </w:rPr>
-        <w:t xml:space="preserve">{{ w_t_w_r_w_r_w_rsidr_00374db4_w_rpr_w_rfonts_w_ascii_times_new_roman_w_hansi_times_new_roman_w_cs_times_new_roman_w_sz_w_val_24_w_szcs_w_val_24_w_lang_w_val_en_us_w_rpr_w_t_born_w_t_w_r_w_r_w_rsidr_00374db4_w_rsidrpr_00374db4_w_rpr_w_rfonts_w_ascii_times_new_roman_w_hansi_times_new_roman_w_cs_times_new_roman_w_sz_w_val_24_w_szcs_w_val_24_w_rpr_w_t_xml_space_preserve_w_t_w_r_w_r_w_rsidr_00374db4_w_rpr_w_rfonts_w_ascii_times_new_roman_w_hansi_times_new_roman_w_cs_times_new_roman_w_sz_w_val_24_w_szcs_w_val_24_w_lang_w_val_en_us_w_rpr_w_t_person_w_t_w_r_w_r_w_rsidr_00374db4_w_rsidrpr_00374db4_w_rpr_w_rfonts_w_ascii_times_new_roman_w_hansi_times_new_roman_w_cs_times_new_roman_w_sz_w_val_24_w_szcs_w_val_24_w_rpr_w_t_xml_space_preserve_w_t_w_r_w_r_w_rsidr_00374db4_w_rpr_w_rfonts_w_ascii_times_new_roman_w_hansi_times_new_roman_w_cs_times_new_roman_w_sz_w_val_24_w_szcs_w_val_24_w_lang_w_val_en_us_w_rpr_w_t_details_w_t_w_r_w_r_w_rsidr_00374db4_w_rsidrpr_00374db4_w_rpr_w_rfonts_w_ascii_times_new_roman_w_hansi_times_new_roman_w_cs_times_new_roman_w_sz_w_val_24_w_szcs_w_val_24_w_rpr_w_t_xml_space_preserve }}.</w:t>
+        <w:t xml:space="preserve">{{ born_person_details }}.</w:t>
       </w:r>
     </w:p>
     <w:p>
@@ -431,7 +430,7 @@
           <w:sz w:val="24"/>
           <w:szCs w:val="24"/>
         </w:rPr>
-        <w:t xml:space="preserve">{{ w_t_w_r_w_r_w_rsidr_00374db4_w_rpr_w_rfonts_w_ascii_times_new_roman_w_hansi_times_new_roman_w_cs_times_new_roman_w_sz_w_val_24_w_szcs_w_val_24_w_lang_w_val_en_us_w_rpr_w_t_witness_w_t_w_r_w_r_w_rsidr_00374db4_w_rsidrpr_00374db4_w_rpr_w_rfonts_w_ascii_times_new_roman_w_hansi_times_new_roman_w_cs_times_new_roman_w_sz_w_val_24_w_szcs_w_val_24_w_rpr_w_t_xml_space_preserve_w_t_w_r_w_r_w_rsidr_00374db4_w_rpr_w_rfonts_w_ascii_times_new_roman_w_hansi_times_new_roman_w_cs_times_new_roman_w_sz_w_val_24_w_szcs_w_val_24_w_lang_w_val_en_us_w_rpr_w_t_name_w_t_w_r_w_r_w_rsidr_00374db4_w_rsidrpr_00374db4_w_rpr_w_rfonts_w_ascii_times_new_roman_w_hansi_times_new_roman_w_cs_times_new_roman_w_sz_w_val_24_w_szcs_w_val_24_w_rpr_w_t_xml_space_preserve }}</w:t>
+        <w:t xml:space="preserve">{{ witness_name }}</w:t>
       </w:r>
       <w:r>
         <w:rPr>
@@ -462,15 +461,14 @@
           <w:szCs w:val="24"/>
         </w:rPr>
       </w:pPr>
-      <w:proofErr w:type="gramStart"/>
-      <w:r>
-        <w:rPr>
-          <w:rFonts w:ascii="Times New Roman" w:hAnsi="Times New Roman" w:cs="Times New Roman"/>
-          <w:sz w:val="24"/>
-          <w:szCs w:val="24"/>
-          <w:lang w:val="en-US"/>
-        </w:rPr>
-        <w:t>{{ applicant_w_t_w_r_w_prooferr_w_type_gramend_w_r_w_rpr_w_rfonts_w_ascii_times_new_roman_w_hansi_times_new_roman_w_cs_times_new_roman_w_sz_w_val_24_w_szcs_w_val_24_w_lang_w_val_en_us_w_rpr_w_t_xml_space_preserve }}</w:t>
+      <w:r>
+        <w:rPr>
+          <w:rFonts w:ascii="Times New Roman" w:hAnsi="Times New Roman" w:cs="Times New Roman"/>
+          <w:sz w:val="24"/>
+          <w:szCs w:val="24"/>
+          <w:lang w:val="en-US"/>
+        </w:rPr>
+        <w:t>{{ applicant }}</w:t>
       </w:r>
       <w:r>
         <w:rPr>
